--- a/tillsyn/A 35200-2025 tillsynsbegäran.docx
+++ b/tillsyn/A 35200-2025 tillsynsbegäran.docx
@@ -1583,7 +1583,7 @@
     <w:r>
       <w:tab/>
       <w:tab/>
-      <w:t>2026-09-14</w:t>
+      <w:t>2026-09-15</w:t>
       <w:br/>
       <w:br/>
     </w:r>

--- a/tillsyn/A 35200-2025 tillsynsbegäran.docx
+++ b/tillsyn/A 35200-2025 tillsynsbegäran.docx
@@ -1583,7 +1583,7 @@
     <w:r>
       <w:tab/>
       <w:tab/>
-      <w:t>2026-09-15</w:t>
+      <w:t>2026-09-16</w:t>
       <w:br/>
       <w:br/>
     </w:r>

--- a/tillsyn/A 35200-2025 tillsynsbegäran.docx
+++ b/tillsyn/A 35200-2025 tillsynsbegäran.docx
@@ -1583,7 +1583,7 @@
     <w:r>
       <w:tab/>
       <w:tab/>
-      <w:t>2026-09-16</w:t>
+      <w:t>2026-09-17</w:t>
       <w:br/>
       <w:br/>
     </w:r>

--- a/tillsyn/A 35200-2025 tillsynsbegäran.docx
+++ b/tillsyn/A 35200-2025 tillsynsbegäran.docx
@@ -22,7 +22,7 @@
       <w:r>
         <w:drawing>
           <wp:inline xmlns:a="http://schemas.openxmlformats.org/drawingml/2006/main" xmlns:pic="http://schemas.openxmlformats.org/drawingml/2006/picture">
-            <wp:extent cx="5486400" cy="5224221"/>
+            <wp:extent cx="5486400" cy="5290276"/>
             <wp:docPr id="1" name="Picture 1"/>
             <wp:cNvGraphicFramePr>
               <a:graphicFrameLocks noChangeAspect="1"/>
@@ -43,7 +43,7 @@
                   <pic:spPr>
                     <a:xfrm>
                       <a:off x="0" y="0"/>
-                      <a:ext cx="5486400" cy="5224221"/>
+                      <a:ext cx="5486400" cy="5290276"/>
                     </a:xfrm>
                     <a:prstGeom prst="rect"/>
                   </pic:spPr>
@@ -65,7 +65,7 @@
     </w:p>
     <w:p>
       <w:r>
-        <w:t>I och inom 24 meter från avverkningsanmälan finns fynd av 20 naturvårdsarter, varav 12 är rödlistade, 7 är fridlysta, 11 är typiska (T) och 3 är signalarter (S): garnlav (VU, T), lateritticka (VU), kolflarnlav (NT, T), mörk kolflarnlav (NT), talltagel (NT, T), tallticka (NT, T), talltita (NT, §4), tretåig hackspett (NT, T, §4), vedflamlav (NT), vedskivlav (NT, T), violettgrå tagellav (NT, T), vitgrynig nållav (NT), gullgröppa (S), mindre märgborre (S, T), tibast (S, T), spillkråka (T, §4), tjäder (T, §4), kråka (§4), kungsfågel (§4) och revlummer (§9). Se Figur 1.</w:t>
+        <w:t>I och inom 24 meter från avverkningsanmälan finns fynd av 25 naturvårdsarter, varav 13 är rödlistade, 8 är fridlysta, 14 är typiska (T) och 5 är signalarter (S): garnlav (VU, T), lateritticka (VU), kolflarnlav (NT, T), mörk kolflarnlav (NT), sotvaxskivling (NT), talltagel (NT, T), tallticka (NT, T), talltita (NT, §4), tretåig hackspett (NT, T, §4), vedflamlav (NT), vedskivlav (NT, T), violettgrå tagellav (NT, T), vitgrynig nållav (NT), gullgröppa (S), mindre märgborre (S, T), nästlav (S, T), svavelriska (S), tibast (S, T), bergfink (T, §4), linnea (T), spillkråka (T, §4), tjäder (T, §4), kråka (§4), kungsfågel (§4) och revlummer (§9). Se Figur 1.</w:t>
       </w:r>
     </w:p>
     <w:p>
@@ -180,6 +180,17 @@
         <w:rPr>
           <w:b/>
         </w:rPr>
+        <w:t>Sotvaxskivling (NT)</w:t>
+      </w:r>
+      <w:r>
+        <w:t xml:space="preserve"> bildar mykorrhiza med gran och tall i barrskogar med lång trädkontinuitet. Den totala populationen i landet har minskat och bedöms fortsätta minska till följd av avverkning av äldre barrskogar. Arten har begränsad förmåga att återetablera sig efter slutavverkning eller andra storskaliga skogsbruksåtgärder. Det finns inga indikationer på att den långsiktigt kan etablera eller reproducera sig i skogsbestånd som brukas med trakthyggesmetoder, markberedning, gödsling eller föryngring med förädlat plantmaterial (SLU Artdatabanken, 2026).</w:t>
+      </w:r>
+    </w:p>
+    <w:p>
+      <w:r>
+        <w:rPr>
+          <w:b/>
+        </w:rPr>
         <w:t>Talltagel (NT)</w:t>
       </w:r>
       <w:r>
@@ -369,6 +380,26 @@
         <w:rPr>
           <w:b/>
         </w:rPr>
+        <w:t>Nästlav</w:t>
+      </w:r>
+      <w:r>
+        <w:t xml:space="preserve"> indikerar söder om den naturliga norrlandsgränsen äldre barrskogsområden med höga naturvärden där andra ovanliga nordliga barrskogsarter kan påträffas. Nästlav är typisk art för </w:t>
+      </w:r>
+      <w:r>
+        <w:rPr>
+          <w:i/>
+        </w:rPr>
+        <w:t xml:space="preserve">9010 Taiga </w:t>
+      </w:r>
+      <w:r>
+        <w:t>(Nitare &amp; Skogsstyrelsen, 2019; SLU Artdatabanken, 2025).</w:t>
+      </w:r>
+    </w:p>
+    <w:p>
+      <w:r>
+        <w:rPr>
+          <w:b/>
+        </w:rPr>
         <w:t>Tibast</w:t>
       </w:r>
       <w:r>
@@ -382,6 +413,46 @@
       </w:r>
       <w:r>
         <w:t xml:space="preserve"> och värdväxt för de två fjärilsarterna större tibastmal och brun tibastmal (CR) (SLU Artdatabanken, 2024; Nitare &amp; Skogsstyrelsen, 2019).</w:t>
+      </w:r>
+    </w:p>
+    <w:p>
+      <w:r>
+        <w:rPr>
+          <w:b/>
+        </w:rPr>
+        <w:t>Bergfink (§4)</w:t>
+      </w:r>
+      <w:r>
+        <w:t xml:space="preserve"> häckar i barr- och blandskog samt i fjällbjörkskog. Den förekommer i Norrland, västra Dalarna och norra Värmland samt sparsamt till sällsynt vidare söderut till mellersta Värmland, norra Västmanland och södra Gästrikland. Bergfink är typisk art för </w:t>
+      </w:r>
+      <w:r>
+        <w:rPr>
+          <w:i/>
+        </w:rPr>
+        <w:t>9040 Fjällbjörkskog</w:t>
+      </w:r>
+      <w:r>
+        <w:t xml:space="preserve"> (SLU Artdatabanken, 2025).</w:t>
+      </w:r>
+    </w:p>
+    <w:p>
+      <w:r>
+        <w:rPr>
+          <w:b/>
+        </w:rPr>
+        <w:t xml:space="preserve">Linnea </w:t>
+      </w:r>
+      <w:r>
+        <w:t xml:space="preserve">är typisk art för </w:t>
+      </w:r>
+      <w:r>
+        <w:rPr>
+          <w:i/>
+        </w:rPr>
+        <w:t>9010 Taiga</w:t>
+      </w:r>
+      <w:r>
+        <w:t>. På linnea kan man hitta sporsäcksvampen linnealudd (SLU Artdatabanken, 2025).</w:t>
       </w:r>
     </w:p>
     <w:p>
@@ -479,7 +550,7 @@
     </w:p>
     <w:p>
       <w:r>
-        <w:t>Följande typiska arter har sina livsmiljöer och växtplatser i den avverkningsanmälda skogen: garnlav (VU, T), kolflarnlav (NT, T), talltagel (NT, T), tallticka (NT, T), tretåig hackspett (NT, T, §4), vedskivlav (NT, T), violettgrå tagellav (NT, T), mindre märgborre (S, T), tibast (S, T), spillkråka (T, §4) och tjäder (T, §4).</w:t>
+        <w:t>Följande typiska arter har sina livsmiljöer och växtplatser i den avverkningsanmälda skogen: garnlav (VU, T), kolflarnlav (NT, T), talltagel (NT, T), tallticka (NT, T), tretåig hackspett (NT, T, §4), vedskivlav (NT, T), violettgrå tagellav (NT, T), mindre märgborre (S, T), nästlav (S, T), tibast (S, T), bergfink (T, §4), linnea (T), spillkråka (T, §4) och tjäder (T, §4).</w:t>
       </w:r>
     </w:p>
     <w:p>
@@ -1583,7 +1654,7 @@
     <w:r>
       <w:tab/>
       <w:tab/>
-      <w:t>2026-09-17</w:t>
+      <w:t>2026-09-18</w:t>
       <w:br/>
       <w:br/>
     </w:r>

--- a/tillsyn/A 35200-2025 tillsynsbegäran.docx
+++ b/tillsyn/A 35200-2025 tillsynsbegäran.docx
@@ -22,7 +22,7 @@
       <w:r>
         <w:drawing>
           <wp:inline xmlns:a="http://schemas.openxmlformats.org/drawingml/2006/main" xmlns:pic="http://schemas.openxmlformats.org/drawingml/2006/picture">
-            <wp:extent cx="5486400" cy="5290276"/>
+            <wp:extent cx="5486400" cy="5299765"/>
             <wp:docPr id="1" name="Picture 1"/>
             <wp:cNvGraphicFramePr>
               <a:graphicFrameLocks noChangeAspect="1"/>
@@ -43,7 +43,7 @@
                   <pic:spPr>
                     <a:xfrm>
                       <a:off x="0" y="0"/>
-                      <a:ext cx="5486400" cy="5290276"/>
+                      <a:ext cx="5486400" cy="5299765"/>
                     </a:xfrm>
                     <a:prstGeom prst="rect"/>
                   </pic:spPr>
@@ -60,12 +60,12 @@
         <w:spacing w:after="240"/>
       </w:pPr>
       <w:r>
-        <w:t>Figur 1. Fyndplatser för naturvårdsarter i och inom 24 meter från avverkningsanmälan. Markörer utan svart kant är placerade på fyndplatsen. Markörer med svart kant är placerade vid sidan av fyndplatsen och har ett svart streck som visar fyndplatsens exakta position. Kartans mittpunktskoordinat är N 6784409, E 464743 i SWEREF 99 TM.</w:t>
+        <w:t>Figur 1. Fyndplatser för naturvårdsarter i och inom 25 meter från avverkningsanmälan. Markörer utan svart kant är placerade på fyndplatsen. Markörer med svart kant är placerade vid sidan av fyndplatsen och har ett svart streck som visar fyndplatsens exakta position. Kartans mittpunktskoordinat är N 6784409, E 464743 i SWEREF 99 TM.</w:t>
       </w:r>
     </w:p>
     <w:p>
       <w:r>
-        <w:t>I och inom 24 meter från avverkningsanmälan finns fynd av 25 naturvårdsarter, varav 13 är rödlistade, 8 är fridlysta, 14 är typiska (T) och 5 är signalarter (S): garnlav (VU, T), lateritticka (VU), kolflarnlav (NT, T), mörk kolflarnlav (NT), sotvaxskivling (NT), talltagel (NT, T), tallticka (NT, T), talltita (NT, §4), tretåig hackspett (NT, T, §4), vedflamlav (NT), vedskivlav (NT, T), violettgrå tagellav (NT, T), vitgrynig nållav (NT), gullgröppa (S), mindre märgborre (S, T), nästlav (S, T), svavelriska (S), tibast (S, T), bergfink (T, §4), linnea (T), spillkråka (T, §4), tjäder (T, §4), kråka (§4), kungsfågel (§4) och revlummer (§9). Se Figur 1.</w:t>
+        <w:t>I och inom 25 meter från avverkningsanmälan finns fynd av 25 naturvårdsarter, varav 13 är rödlistade, 8 är fridlysta, 14 är typiska (T) och 5 är signalarter (S): garnlav (VU, T), lateritticka (VU), kolflarnlav (NT, T), mörk kolflarnlav (NT), sotvaxskivling (NT), talltagel (NT, T), tallticka (NT, T), talltita (NT, §4), tretåig hackspett (NT, T, §4), vedflamlav (NT), vedskivlav (NT, T), violettgrå tagellav (NT, T), vitgrynig nållav (NT), gullgröppa (S), mindre märgborre (S, T), nästlav (S, T), svavelriska (S), tibast (S, T), bergfink (T, §4), linnea (T), spillkråka (T, §4), tjäder (T, §4), kråka (§4), kungsfågel (§4) och revlummer (§9). Se Figur 1.</w:t>
       </w:r>
     </w:p>
     <w:p>
@@ -1654,7 +1654,7 @@
     <w:r>
       <w:tab/>
       <w:tab/>
-      <w:t>2026-09-18</w:t>
+      <w:t>2026-09-19</w:t>
       <w:br/>
       <w:br/>
     </w:r>

--- a/tillsyn/A 35200-2025 tillsynsbegäran.docx
+++ b/tillsyn/A 35200-2025 tillsynsbegäran.docx
@@ -1654,7 +1654,7 @@
     <w:r>
       <w:tab/>
       <w:tab/>
-      <w:t>2026-09-19</w:t>
+      <w:t>2026-09-21</w:t>
       <w:br/>
       <w:br/>
     </w:r>

--- a/tillsyn/A 35200-2025 tillsynsbegäran.docx
+++ b/tillsyn/A 35200-2025 tillsynsbegäran.docx
@@ -1654,7 +1654,7 @@
     <w:r>
       <w:tab/>
       <w:tab/>
-      <w:t>2026-09-21</w:t>
+      <w:t>2026-09-23</w:t>
       <w:br/>
       <w:br/>
     </w:r>

--- a/tillsyn/A 35200-2025 tillsynsbegäran.docx
+++ b/tillsyn/A 35200-2025 tillsynsbegäran.docx
@@ -1654,7 +1654,7 @@
     <w:r>
       <w:tab/>
       <w:tab/>
-      <w:t>2026-09-23</w:t>
+      <w:t>2026-09-24</w:t>
       <w:br/>
       <w:br/>
     </w:r>

--- a/tillsyn/A 35200-2025 tillsynsbegäran.docx
+++ b/tillsyn/A 35200-2025 tillsynsbegäran.docx
@@ -1654,7 +1654,7 @@
     <w:r>
       <w:tab/>
       <w:tab/>
-      <w:t>2026-09-24</w:t>
+      <w:t>2026-09-25</w:t>
       <w:br/>
       <w:br/>
     </w:r>

--- a/tillsyn/A 35200-2025 tillsynsbegäran.docx
+++ b/tillsyn/A 35200-2025 tillsynsbegäran.docx
@@ -1654,7 +1654,7 @@
     <w:r>
       <w:tab/>
       <w:tab/>
-      <w:t>2026-09-25</w:t>
+      <w:t>2026-09-26</w:t>
       <w:br/>
       <w:br/>
     </w:r>

--- a/tillsyn/A 35200-2025 tillsynsbegäran.docx
+++ b/tillsyn/A 35200-2025 tillsynsbegäran.docx
@@ -1654,7 +1654,7 @@
     <w:r>
       <w:tab/>
       <w:tab/>
-      <w:t>2026-09-26</w:t>
+      <w:t>2026-09-27</w:t>
       <w:br/>
       <w:br/>
     </w:r>

--- a/tillsyn/A 35200-2025 tillsynsbegäran.docx
+++ b/tillsyn/A 35200-2025 tillsynsbegäran.docx
@@ -1654,7 +1654,7 @@
     <w:r>
       <w:tab/>
       <w:tab/>
-      <w:t>2026-09-27</w:t>
+      <w:t>2026-09-28</w:t>
       <w:br/>
       <w:br/>
     </w:r>

--- a/tillsyn/A 35200-2025 tillsynsbegäran.docx
+++ b/tillsyn/A 35200-2025 tillsynsbegäran.docx
@@ -1654,7 +1654,7 @@
     <w:r>
       <w:tab/>
       <w:tab/>
-      <w:t>2026-09-28</w:t>
+      <w:t>2026-09-29</w:t>
       <w:br/>
       <w:br/>
     </w:r>

--- a/tillsyn/A 35200-2025 tillsynsbegäran.docx
+++ b/tillsyn/A 35200-2025 tillsynsbegäran.docx
@@ -1654,7 +1654,7 @@
     <w:r>
       <w:tab/>
       <w:tab/>
-      <w:t>2026-09-29</w:t>
+      <w:t>2026-09-30</w:t>
       <w:br/>
       <w:br/>
     </w:r>

--- a/tillsyn/A 35200-2025 tillsynsbegäran.docx
+++ b/tillsyn/A 35200-2025 tillsynsbegäran.docx
@@ -1654,7 +1654,7 @@
     <w:r>
       <w:tab/>
       <w:tab/>
-      <w:t>2026-09-30</w:t>
+      <w:t>2026-10-01</w:t>
       <w:br/>
       <w:br/>
     </w:r>

--- a/tillsyn/A 35200-2025 tillsynsbegäran.docx
+++ b/tillsyn/A 35200-2025 tillsynsbegäran.docx
@@ -1654,7 +1654,7 @@
     <w:r>
       <w:tab/>
       <w:tab/>
-      <w:t>2026-10-01</w:t>
+      <w:t>2026-10-02</w:t>
       <w:br/>
       <w:br/>
     </w:r>

--- a/tillsyn/A 35200-2025 tillsynsbegäran.docx
+++ b/tillsyn/A 35200-2025 tillsynsbegäran.docx
@@ -1654,7 +1654,7 @@
     <w:r>
       <w:tab/>
       <w:tab/>
-      <w:t>2026-10-02</w:t>
+      <w:t>2026-10-03</w:t>
       <w:br/>
       <w:br/>
     </w:r>

--- a/tillsyn/A 35200-2025 tillsynsbegäran.docx
+++ b/tillsyn/A 35200-2025 tillsynsbegäran.docx
@@ -1654,7 +1654,7 @@
     <w:r>
       <w:tab/>
       <w:tab/>
-      <w:t>2026-10-03</w:t>
+      <w:t>2026-10-04</w:t>
       <w:br/>
       <w:br/>
     </w:r>

--- a/tillsyn/A 35200-2025 tillsynsbegäran.docx
+++ b/tillsyn/A 35200-2025 tillsynsbegäran.docx
@@ -1654,7 +1654,7 @@
     <w:r>
       <w:tab/>
       <w:tab/>
-      <w:t>2026-10-04</w:t>
+      <w:t>2026-10-05</w:t>
       <w:br/>
       <w:br/>
     </w:r>

--- a/tillsyn/A 35200-2025 tillsynsbegäran.docx
+++ b/tillsyn/A 35200-2025 tillsynsbegäran.docx
@@ -1654,7 +1654,7 @@
     <w:r>
       <w:tab/>
       <w:tab/>
-      <w:t>2026-10-05</w:t>
+      <w:t>2026-10-06</w:t>
       <w:br/>
       <w:br/>
     </w:r>

--- a/tillsyn/A 35200-2025 tillsynsbegäran.docx
+++ b/tillsyn/A 35200-2025 tillsynsbegäran.docx
@@ -1654,7 +1654,7 @@
     <w:r>
       <w:tab/>
       <w:tab/>
-      <w:t>2026-10-06</w:t>
+      <w:t>2026-10-07</w:t>
       <w:br/>
       <w:br/>
     </w:r>

--- a/tillsyn/A 35200-2025 tillsynsbegäran.docx
+++ b/tillsyn/A 35200-2025 tillsynsbegäran.docx
@@ -1654,7 +1654,7 @@
     <w:r>
       <w:tab/>
       <w:tab/>
-      <w:t>2026-10-07</w:t>
+      <w:t>2026-10-08</w:t>
       <w:br/>
       <w:br/>
     </w:r>

--- a/tillsyn/A 35200-2025 tillsynsbegäran.docx
+++ b/tillsyn/A 35200-2025 tillsynsbegäran.docx
@@ -1654,7 +1654,7 @@
     <w:r>
       <w:tab/>
       <w:tab/>
-      <w:t>2026-10-08</w:t>
+      <w:t>2026-10-09</w:t>
       <w:br/>
       <w:br/>
     </w:r>

--- a/tillsyn/A 35200-2025 tillsynsbegäran.docx
+++ b/tillsyn/A 35200-2025 tillsynsbegäran.docx
@@ -1654,7 +1654,7 @@
     <w:r>
       <w:tab/>
       <w:tab/>
-      <w:t>2026-10-09</w:t>
+      <w:t>2026-10-10</w:t>
       <w:br/>
       <w:br/>
     </w:r>

--- a/tillsyn/A 35200-2025 tillsynsbegäran.docx
+++ b/tillsyn/A 35200-2025 tillsynsbegäran.docx
@@ -1654,7 +1654,7 @@
     <w:r>
       <w:tab/>
       <w:tab/>
-      <w:t>2026-10-10</w:t>
+      <w:t>2026-10-11</w:t>
       <w:br/>
       <w:br/>
     </w:r>

--- a/tillsyn/A 35200-2025 tillsynsbegäran.docx
+++ b/tillsyn/A 35200-2025 tillsynsbegäran.docx
@@ -1654,7 +1654,7 @@
     <w:r>
       <w:tab/>
       <w:tab/>
-      <w:t>2026-10-11</w:t>
+      <w:t>2026-10-12</w:t>
       <w:br/>
       <w:br/>
     </w:r>

--- a/tillsyn/A 35200-2025 tillsynsbegäran.docx
+++ b/tillsyn/A 35200-2025 tillsynsbegäran.docx
@@ -1654,7 +1654,7 @@
     <w:r>
       <w:tab/>
       <w:tab/>
-      <w:t>2026-10-12</w:t>
+      <w:t>2026-10-13</w:t>
       <w:br/>
       <w:br/>
     </w:r>

--- a/tillsyn/A 35200-2025 tillsynsbegäran.docx
+++ b/tillsyn/A 35200-2025 tillsynsbegäran.docx
@@ -1654,7 +1654,7 @@
     <w:r>
       <w:tab/>
       <w:tab/>
-      <w:t>2026-10-13</w:t>
+      <w:t>2026-10-14</w:t>
       <w:br/>
       <w:br/>
     </w:r>

--- a/tillsyn/A 35200-2025 tillsynsbegäran.docx
+++ b/tillsyn/A 35200-2025 tillsynsbegäran.docx
@@ -1654,7 +1654,7 @@
     <w:r>
       <w:tab/>
       <w:tab/>
-      <w:t>2026-10-14</w:t>
+      <w:t>2026-10-15</w:t>
       <w:br/>
       <w:br/>
     </w:r>

--- a/tillsyn/A 35200-2025 tillsynsbegäran.docx
+++ b/tillsyn/A 35200-2025 tillsynsbegäran.docx
@@ -1654,7 +1654,7 @@
     <w:r>
       <w:tab/>
       <w:tab/>
-      <w:t>2026-10-15</w:t>
+      <w:t>2026-10-16</w:t>
       <w:br/>
       <w:br/>
     </w:r>

--- a/tillsyn/A 35200-2025 tillsynsbegäran.docx
+++ b/tillsyn/A 35200-2025 tillsynsbegäran.docx
@@ -1654,7 +1654,7 @@
     <w:r>
       <w:tab/>
       <w:tab/>
-      <w:t>2026-10-16</w:t>
+      <w:t>2026-10-17</w:t>
       <w:br/>
       <w:br/>
     </w:r>

--- a/tillsyn/A 35200-2025 tillsynsbegäran.docx
+++ b/tillsyn/A 35200-2025 tillsynsbegäran.docx
@@ -1654,7 +1654,7 @@
     <w:r>
       <w:tab/>
       <w:tab/>
-      <w:t>2026-10-17</w:t>
+      <w:t>2026-10-18</w:t>
       <w:br/>
       <w:br/>
     </w:r>

--- a/tillsyn/A 35200-2025 tillsynsbegäran.docx
+++ b/tillsyn/A 35200-2025 tillsynsbegäran.docx
@@ -1654,7 +1654,7 @@
     <w:r>
       <w:tab/>
       <w:tab/>
-      <w:t>2026-10-18</w:t>
+      <w:t>2026-10-19</w:t>
       <w:br/>
       <w:br/>
     </w:r>

--- a/tillsyn/A 35200-2025 tillsynsbegäran.docx
+++ b/tillsyn/A 35200-2025 tillsynsbegäran.docx
@@ -1654,7 +1654,7 @@
     <w:r>
       <w:tab/>
       <w:tab/>
-      <w:t>2026-10-19</w:t>
+      <w:t>2026-10-20</w:t>
       <w:br/>
       <w:br/>
     </w:r>

--- a/tillsyn/A 35200-2025 tillsynsbegäran.docx
+++ b/tillsyn/A 35200-2025 tillsynsbegäran.docx
@@ -1654,7 +1654,7 @@
     <w:r>
       <w:tab/>
       <w:tab/>
-      <w:t>2026-10-20</w:t>
+      <w:t>2026-10-21</w:t>
       <w:br/>
       <w:br/>
     </w:r>

--- a/tillsyn/A 35200-2025 tillsynsbegäran.docx
+++ b/tillsyn/A 35200-2025 tillsynsbegäran.docx
@@ -1654,7 +1654,7 @@
     <w:r>
       <w:tab/>
       <w:tab/>
-      <w:t>2026-10-21</w:t>
+      <w:t>2026-10-22</w:t>
       <w:br/>
       <w:br/>
     </w:r>

--- a/tillsyn/A 35200-2025 tillsynsbegäran.docx
+++ b/tillsyn/A 35200-2025 tillsynsbegäran.docx
@@ -1654,7 +1654,7 @@
     <w:r>
       <w:tab/>
       <w:tab/>
-      <w:t>2026-10-22</w:t>
+      <w:t>2026-10-23</w:t>
       <w:br/>
       <w:br/>
     </w:r>

--- a/tillsyn/A 35200-2025 tillsynsbegäran.docx
+++ b/tillsyn/A 35200-2025 tillsynsbegäran.docx
@@ -1654,7 +1654,7 @@
     <w:r>
       <w:tab/>
       <w:tab/>
-      <w:t>2026-10-23</w:t>
+      <w:t>2026-10-24</w:t>
       <w:br/>
       <w:br/>
     </w:r>

--- a/tillsyn/A 35200-2025 tillsynsbegäran.docx
+++ b/tillsyn/A 35200-2025 tillsynsbegäran.docx
@@ -1654,7 +1654,7 @@
     <w:r>
       <w:tab/>
       <w:tab/>
-      <w:t>2026-10-24</w:t>
+      <w:t>2026-10-25</w:t>
       <w:br/>
       <w:br/>
     </w:r>

--- a/tillsyn/A 35200-2025 tillsynsbegäran.docx
+++ b/tillsyn/A 35200-2025 tillsynsbegäran.docx
@@ -1654,7 +1654,7 @@
     <w:r>
       <w:tab/>
       <w:tab/>
-      <w:t>2026-10-25</w:t>
+      <w:t>2026-10-26</w:t>
       <w:br/>
       <w:br/>
     </w:r>

--- a/tillsyn/A 35200-2025 tillsynsbegäran.docx
+++ b/tillsyn/A 35200-2025 tillsynsbegäran.docx
@@ -1654,7 +1654,7 @@
     <w:r>
       <w:tab/>
       <w:tab/>
-      <w:t>2026-10-26</w:t>
+      <w:t>2026-10-27</w:t>
       <w:br/>
       <w:br/>
     </w:r>

--- a/tillsyn/A 35200-2025 tillsynsbegäran.docx
+++ b/tillsyn/A 35200-2025 tillsynsbegäran.docx
@@ -1654,7 +1654,7 @@
     <w:r>
       <w:tab/>
       <w:tab/>
-      <w:t>2026-10-27</w:t>
+      <w:t>2026-10-28</w:t>
       <w:br/>
       <w:br/>
     </w:r>

--- a/tillsyn/A 35200-2025 tillsynsbegäran.docx
+++ b/tillsyn/A 35200-2025 tillsynsbegäran.docx
@@ -1654,7 +1654,7 @@
     <w:r>
       <w:tab/>
       <w:tab/>
-      <w:t>2026-10-28</w:t>
+      <w:t>2026-10-29</w:t>
       <w:br/>
       <w:br/>
     </w:r>

--- a/tillsyn/A 35200-2025 tillsynsbegäran.docx
+++ b/tillsyn/A 35200-2025 tillsynsbegäran.docx
@@ -1654,7 +1654,7 @@
     <w:r>
       <w:tab/>
       <w:tab/>
-      <w:t>2026-10-29</w:t>
+      <w:t>2026-10-31</w:t>
       <w:br/>
       <w:br/>
     </w:r>
